--- a/klagomål/A 40629-2026 FSC-klagomål.docx
+++ b/klagomål/A 40629-2026 FSC-klagomål.docx
@@ -814,7 +814,7 @@
     <w:r>
       <w:tab/>
       <w:tab/>
-      <w:t>2026-10-05</w:t>
+      <w:t>2026-10-06</w:t>
       <w:br/>
       <w:br/>
     </w:r>

--- a/klagomål/A 40629-2026 FSC-klagomål.docx
+++ b/klagomål/A 40629-2026 FSC-klagomål.docx
@@ -216,12 +216,12 @@
         <w:spacing w:after="240"/>
       </w:pPr>
       <w:r>
-        <w:t>Figur 1. Fyndplatser för naturvårdsarter i avverkningsanmälan. Markörer utan svart kant är placerade på fyndplatsen. Markörer med svart kant är placerade vid sidan av fyndplatsen och har ett svart streck som visar fyndplatsens exakta position. Kartans mittpunktskoordinat är N 6434787, E 337494 i SWEREF 99 TM.</w:t>
+        <w:t>Figur 1. Fyndplatser för naturvårdsarter i och inom 8 meter från avverkningsanmälan. Markörer utan svart kant är placerade på fyndplatsen. Markörer med svart kant är placerade vid sidan av fyndplatsen och har ett svart streck som visar fyndplatsens exakta position. Kartans mittpunktskoordinat är N 6434787, E 337494 i SWEREF 99 TM.</w:t>
       </w:r>
     </w:p>
     <w:p>
       <w:r>
-        <w:t>I avverkningsanmälan finns fynd av 3 naturvårdsarter, varav 1 är rödlistad, 1 är fridlyst, 2 är typiska (T) och 1 är signalart (S): mindre hackspett (NT, T, §4), blomkålssvamp (S) och kransmossa (T). Se Figur 1.</w:t>
+        <w:t>I och inom 8 meter från avverkningsanmälan finns fynd av 4 naturvårdsarter, varav 2 är rödlistade, 1 är fridlyst, 2 är typiska (T) och 1 är signalart (S): mindre hackspett (NT, T, §4), älg (NT), blomkålssvamp (S) och kransmossa (T). Se Figur 1.</w:t>
       </w:r>
     </w:p>
     <w:p>
@@ -413,7 +413,7 @@
         <w:rPr>
           <w:i/>
         </w:rPr>
-        <w:t>I det avverkningsanmälda skogsområdet har 3 naturvårdsarter varav 1 rödlistade arter sina livsmiljöer och växtplatser.</w:t>
+        <w:t>I det avverkningsanmälda skogsområdet har 4 naturvårdsarter varav 2 rödlistade arter sina livsmiljöer och växtplatser.</w:t>
       </w:r>
     </w:p>
     <w:p>
@@ -814,7 +814,7 @@
     <w:r>
       <w:tab/>
       <w:tab/>
-      <w:t>2026-10-06</w:t>
+      <w:t>2026-10-07</w:t>
       <w:br/>
       <w:br/>
     </w:r>

--- a/klagomål/A 40629-2026 FSC-klagomål.docx
+++ b/klagomål/A 40629-2026 FSC-klagomål.docx
@@ -814,7 +814,7 @@
     <w:r>
       <w:tab/>
       <w:tab/>
-      <w:t>2026-10-07</w:t>
+      <w:t>2026-10-08</w:t>
       <w:br/>
       <w:br/>
     </w:r>

--- a/klagomål/A 40629-2026 FSC-klagomål.docx
+++ b/klagomål/A 40629-2026 FSC-klagomål.docx
@@ -814,7 +814,7 @@
     <w:r>
       <w:tab/>
       <w:tab/>
-      <w:t>2026-10-08</w:t>
+      <w:t>2026-10-09</w:t>
       <w:br/>
       <w:br/>
     </w:r>

--- a/klagomål/A 40629-2026 FSC-klagomål.docx
+++ b/klagomål/A 40629-2026 FSC-klagomål.docx
@@ -814,7 +814,7 @@
     <w:r>
       <w:tab/>
       <w:tab/>
-      <w:t>2026-10-09</w:t>
+      <w:t>2026-10-10</w:t>
       <w:br/>
       <w:br/>
     </w:r>

--- a/klagomål/A 40629-2026 FSC-klagomål.docx
+++ b/klagomål/A 40629-2026 FSC-klagomål.docx
@@ -221,7 +221,7 @@
     </w:p>
     <w:p>
       <w:r>
-        <w:t>I och inom 8 meter från avverkningsanmälan finns fynd av 4 naturvårdsarter, varav 2 är rödlistade, 1 är fridlyst, 2 är typiska (T) och 1 är signalart (S): mindre hackspett (NT, T, §4), älg (NT), blomkålssvamp (S) och kransmossa (T). Se Figur 1.</w:t>
+        <w:t>I och inom 8 meter från avverkningsanmälan finns fynd av 5 naturvårdsarter, varav 2 är rödlistade, 1 är fridlyst, 3 är typiska (T) och 2 är signalarter (S): mindre hackspett (NT, T, §4), älg (NT), blomkålssvamp (S), blåmossa (S, T) och kransmossa (T). Se Figur 1.</w:t>
       </w:r>
     </w:p>
     <w:p>
@@ -276,6 +276,35 @@
       </w:r>
       <w:r>
         <w:t>är en parasit och vednedbrytare som växer på rötter och basala stamdelar av tall, enstaka gånger även på lärk och gran. Träden är oftast mycket gamla, gärna 150–200 år eller äldre. När blomkålssvamp påträffas i skogslandskapet signalerar den vanligtvis skyddsvärda tallbestånd med höga naturvärden. Den är då främst knuten till gamla skogar, oftast tallnaturskogar och olika restbiotoper där det förekommer biologiskt gamla träd. Samtliga tallar med blomkålssvamp bör klassas som naturvårdsträd och lämnas som framtida ”evighetsträd” (Nitare &amp; Skogsstyrelsen, 2019).</w:t>
+      </w:r>
+    </w:p>
+    <w:p>
+      <w:r>
+        <w:rPr>
+          <w:b/>
+        </w:rPr>
+        <w:t xml:space="preserve">Blåmossa </w:t>
+      </w:r>
+      <w:r>
+        <w:t xml:space="preserve">har karaktäristiska kuddar som är lätta att se på långt håll. Mycket stora kuddar, större än 0,5 meter i höjd, indikerar höga naturvärden där skogen har en lång period av orördhet oh stabila miljöförhållanden. Mossan växer under gynnsamma omständigheter cirka 1 centimeter per år och stora kuddar kan därför indirekt visa att lokalen varit lämplig under en lång tid. Blåmossa är typisk art för </w:t>
+      </w:r>
+      <w:r>
+        <w:rPr>
+          <w:i/>
+        </w:rPr>
+        <w:t>9010 Taiga, 9080 Lövsumpskog</w:t>
+      </w:r>
+      <w:r>
+        <w:t xml:space="preserve"> och </w:t>
+      </w:r>
+      <w:r>
+        <w:rPr>
+          <w:i/>
+        </w:rPr>
+        <w:t>9750 Svämlövskog</w:t>
+      </w:r>
+      <w:r>
+        <w:t xml:space="preserve"> (SLU Artdatabanken, 2025; Nitare &amp; Skogsstyrelsen, 2019).</w:t>
       </w:r>
     </w:p>
     <w:p>
@@ -413,7 +442,7 @@
         <w:rPr>
           <w:i/>
         </w:rPr>
-        <w:t>I det avverkningsanmälda skogsområdet har 4 naturvårdsarter varav 2 rödlistade arter sina livsmiljöer och växtplatser.</w:t>
+        <w:t>I det avverkningsanmälda skogsområdet har 5 naturvårdsarter varav 2 rödlistade arter sina livsmiljöer och växtplatser.</w:t>
       </w:r>
     </w:p>
     <w:p>
@@ -814,7 +843,7 @@
     <w:r>
       <w:tab/>
       <w:tab/>
-      <w:t>2026-10-10</w:t>
+      <w:t>2026-10-11</w:t>
       <w:br/>
       <w:br/>
     </w:r>

--- a/klagomål/A 40629-2026 FSC-klagomål.docx
+++ b/klagomål/A 40629-2026 FSC-klagomål.docx
@@ -843,7 +843,7 @@
     <w:r>
       <w:tab/>
       <w:tab/>
-      <w:t>2026-10-11</w:t>
+      <w:t>2026-10-12</w:t>
       <w:br/>
       <w:br/>
     </w:r>

--- a/klagomål/A 40629-2026 FSC-klagomål.docx
+++ b/klagomål/A 40629-2026 FSC-klagomål.docx
@@ -843,7 +843,7 @@
     <w:r>
       <w:tab/>
       <w:tab/>
-      <w:t>2026-10-12</w:t>
+      <w:t>2026-10-13</w:t>
       <w:br/>
       <w:br/>
     </w:r>

--- a/klagomål/A 40629-2026 FSC-klagomål.docx
+++ b/klagomål/A 40629-2026 FSC-klagomål.docx
@@ -843,7 +843,7 @@
     <w:r>
       <w:tab/>
       <w:tab/>
-      <w:t>2026-10-13</w:t>
+      <w:t>2026-10-14</w:t>
       <w:br/>
       <w:br/>
     </w:r>

--- a/klagomål/A 40629-2026 FSC-klagomål.docx
+++ b/klagomål/A 40629-2026 FSC-klagomål.docx
@@ -843,7 +843,7 @@
     <w:r>
       <w:tab/>
       <w:tab/>
-      <w:t>2026-10-14</w:t>
+      <w:t>2026-10-15</w:t>
       <w:br/>
       <w:br/>
     </w:r>

--- a/klagomål/A 40629-2026 FSC-klagomål.docx
+++ b/klagomål/A 40629-2026 FSC-klagomål.docx
@@ -843,7 +843,7 @@
     <w:r>
       <w:tab/>
       <w:tab/>
-      <w:t>2026-10-15</w:t>
+      <w:t>2026-10-16</w:t>
       <w:br/>
       <w:br/>
     </w:r>

--- a/klagomål/A 40629-2026 FSC-klagomål.docx
+++ b/klagomål/A 40629-2026 FSC-klagomål.docx
@@ -843,7 +843,7 @@
     <w:r>
       <w:tab/>
       <w:tab/>
-      <w:t>2026-10-16</w:t>
+      <w:t>2026-10-17</w:t>
       <w:br/>
       <w:br/>
     </w:r>

--- a/klagomål/A 40629-2026 FSC-klagomål.docx
+++ b/klagomål/A 40629-2026 FSC-klagomål.docx
@@ -843,7 +843,7 @@
     <w:r>
       <w:tab/>
       <w:tab/>
-      <w:t>2026-10-17</w:t>
+      <w:t>2026-10-18</w:t>
       <w:br/>
       <w:br/>
     </w:r>

--- a/klagomål/A 40629-2026 FSC-klagomål.docx
+++ b/klagomål/A 40629-2026 FSC-klagomål.docx
@@ -843,7 +843,7 @@
     <w:r>
       <w:tab/>
       <w:tab/>
-      <w:t>2026-10-18</w:t>
+      <w:t>2026-10-19</w:t>
       <w:br/>
       <w:br/>
     </w:r>

--- a/klagomål/A 40629-2026 FSC-klagomål.docx
+++ b/klagomål/A 40629-2026 FSC-klagomål.docx
@@ -843,7 +843,7 @@
     <w:r>
       <w:tab/>
       <w:tab/>
-      <w:t>2026-10-19</w:t>
+      <w:t>2026-10-20</w:t>
       <w:br/>
       <w:br/>
     </w:r>

--- a/klagomål/A 40629-2026 FSC-klagomål.docx
+++ b/klagomål/A 40629-2026 FSC-klagomål.docx
@@ -843,7 +843,7 @@
     <w:r>
       <w:tab/>
       <w:tab/>
-      <w:t>2026-10-20</w:t>
+      <w:t>2026-10-21</w:t>
       <w:br/>
       <w:br/>
     </w:r>

--- a/klagomål/A 40629-2026 FSC-klagomål.docx
+++ b/klagomål/A 40629-2026 FSC-klagomål.docx
@@ -843,7 +843,7 @@
     <w:r>
       <w:tab/>
       <w:tab/>
-      <w:t>2026-10-21</w:t>
+      <w:t>2026-10-22</w:t>
       <w:br/>
       <w:br/>
     </w:r>

--- a/klagomål/A 40629-2026 FSC-klagomål.docx
+++ b/klagomål/A 40629-2026 FSC-klagomål.docx
@@ -843,7 +843,7 @@
     <w:r>
       <w:tab/>
       <w:tab/>
-      <w:t>2026-10-22</w:t>
+      <w:t>2026-10-23</w:t>
       <w:br/>
       <w:br/>
     </w:r>

--- a/klagomål/A 40629-2026 FSC-klagomål.docx
+++ b/klagomål/A 40629-2026 FSC-klagomål.docx
@@ -843,7 +843,7 @@
     <w:r>
       <w:tab/>
       <w:tab/>
-      <w:t>2026-10-23</w:t>
+      <w:t>2026-10-24</w:t>
       <w:br/>
       <w:br/>
     </w:r>

--- a/klagomål/A 40629-2026 FSC-klagomål.docx
+++ b/klagomål/A 40629-2026 FSC-klagomål.docx
@@ -843,7 +843,7 @@
     <w:r>
       <w:tab/>
       <w:tab/>
-      <w:t>2026-10-24</w:t>
+      <w:t>2026-10-25</w:t>
       <w:br/>
       <w:br/>
     </w:r>

--- a/klagomål/A 40629-2026 FSC-klagomål.docx
+++ b/klagomål/A 40629-2026 FSC-klagomål.docx
@@ -843,7 +843,7 @@
     <w:r>
       <w:tab/>
       <w:tab/>
-      <w:t>2026-10-25</w:t>
+      <w:t>2026-10-26</w:t>
       <w:br/>
       <w:br/>
     </w:r>

--- a/klagomål/A 40629-2026 FSC-klagomål.docx
+++ b/klagomål/A 40629-2026 FSC-klagomål.docx
@@ -843,7 +843,7 @@
     <w:r>
       <w:tab/>
       <w:tab/>
-      <w:t>2026-10-26</w:t>
+      <w:t>2026-10-27</w:t>
       <w:br/>
       <w:br/>
     </w:r>

--- a/klagomål/A 40629-2026 FSC-klagomål.docx
+++ b/klagomål/A 40629-2026 FSC-klagomål.docx
@@ -843,7 +843,7 @@
     <w:r>
       <w:tab/>
       <w:tab/>
-      <w:t>2026-10-27</w:t>
+      <w:t>2026-10-28</w:t>
       <w:br/>
       <w:br/>
     </w:r>

--- a/klagomål/A 40629-2026 FSC-klagomål.docx
+++ b/klagomål/A 40629-2026 FSC-klagomål.docx
@@ -843,7 +843,7 @@
     <w:r>
       <w:tab/>
       <w:tab/>
-      <w:t>2026-10-28</w:t>
+      <w:t>2026-10-29</w:t>
       <w:br/>
       <w:br/>
     </w:r>

--- a/klagomål/A 40629-2026 FSC-klagomål.docx
+++ b/klagomål/A 40629-2026 FSC-klagomål.docx
@@ -843,7 +843,7 @@
     <w:r>
       <w:tab/>
       <w:tab/>
-      <w:t>2026-10-29</w:t>
+      <w:t>2026-10-31</w:t>
       <w:br/>
       <w:br/>
     </w:r>
